--- a/tillsyn/A 12000-2026 tillsynsbegäran.docx
+++ b/tillsyn/A 12000-2026 tillsynsbegäran.docx
@@ -326,7 +326,7 @@
     <w:r>
       <w:tab/>
       <w:tab/>
-      <w:t>2026-06-18</w:t>
+      <w:t>2026-06-19</w:t>
       <w:br/>
       <w:br/>
     </w:r>

--- a/tillsyn/A 12000-2026 tillsynsbegäran.docx
+++ b/tillsyn/A 12000-2026 tillsynsbegäran.docx
@@ -326,7 +326,7 @@
     <w:r>
       <w:tab/>
       <w:tab/>
-      <w:t>2026-06-19</w:t>
+      <w:t>2026-06-20</w:t>
       <w:br/>
       <w:br/>
     </w:r>

--- a/tillsyn/A 12000-2026 tillsynsbegäran.docx
+++ b/tillsyn/A 12000-2026 tillsynsbegäran.docx
@@ -12,10 +12,7 @@
     </w:p>
     <w:p>
       <w:r>
-        <w:t>Detta dokument behandlar höga naturvärden i avverkningsanmälan A 12000-2026 i Vilhelmina kommun som inkom 2026-03-04 och omfattar 41,2 ha.</w:t>
-      </w:r>
-      <w:r>
-        <w:t xml:space="preserve"> I Figur 1 visas fyndplatser för naturvårdsarter i området, som finns registrerade på Artportalen.</w:t>
+        <w:t>Denna tillsynsbegäran behandlar höga naturvärden i avverkningsanmälan A 12000-2026 i Vilhelmina kommun som inkom 2026-03-04 och omfattar 41,2 ha.</w:t>
       </w:r>
     </w:p>
     <w:p>
@@ -63,7 +60,20 @@
         <w:spacing w:after="240"/>
       </w:pPr>
       <w:r>
-        <w:t>Figur 1. Fyndplatser för naturvårdsarter inom 18 meter från avverkningsanmälan (röd linje). Inom parentes anges rödlistekategorier, S för signalarter, Tför typiska arter och fridlysningsparagrafer i artskyddsförordningen.Markörer utan svart kant är placerade på fyndplatsen. Markörer med svart kant är placerade vid sidan av fyndplatsen och har ett svart streck som visar fyndplatsens exakta position. Kartans mittpunktskoordinat är N 7208753, E 515008 i SWEREF 99 TM.</w:t>
+        <w:t>Figur 1. Fyndplatser för naturvårdsarter inom 18 meter från avverkningsanmälan. Markörer utan svart kant är placerade på fyndplatsen. Markörer med svart kant är placerade vid sidan av fyndplatsen har ett svart streck som visar fyndplatsens exakta position. Kartans mittpunktskoordinat är N 7208753, E 515008 i SWEREF 99 TM.</w:t>
+      </w:r>
+    </w:p>
+    <w:p>
+      <w:r>
+        <w:t>Inom 18 meter från avverkningsanmälan finns fynd av 3 naturvårdsarter, varav 1 är rödlistad, 1 är fridlyst, 3 är typiska (T) och 2 är signalarter (S): harticka (NT, T), spindelblomster (S, T, §8) och vedticka (S, T). Se Figur 1.</w:t>
+      </w:r>
+    </w:p>
+    <w:p>
+      <w:pPr>
+        <w:pStyle w:val="Heading1"/>
+      </w:pPr>
+      <w:r>
+        <w:t>Tillsynsbegäran</w:t>
       </w:r>
     </w:p>
     <w:p>
@@ -77,39 +87,45 @@
       </w:r>
     </w:p>
     <w:p>
-      <w:r>
-        <w:t>Nedan beskrivs fynd av naturvårdsarter och fridlysta arter som gjorts i det avverkningsanmälda området.</w:t>
-      </w:r>
-    </w:p>
-    <w:p>
       <w:pPr>
         <w:pStyle w:val="Heading1"/>
       </w:pPr>
       <w:r>
-        <w:t>Naturvårdsarter</w:t>
+        <w:t>Naturvårdsarter och fridlysta arter</w:t>
       </w:r>
     </w:p>
     <w:p>
       <w:r>
-        <w:t>Inom 18 meter från avverkningsanmälan har följande 3 naturvårdsarter hittats: harticka (NT, T), spindelblomster (S, T, §8) och vedticka (S, T). Av dessa är 1 rödlistade. För rödlistade arter har rödlistekategorin angivits inom parentes. Arter som är signalarter enligt Skogsstyrelsen har markerats med (S). Typiska arter inom Natura 2000 som är kopplade till skogsekosystem har markerats med (T). För fridlysta arter anges även paragrafen i Artskyddsförordningen som arten är fridlyst enligt.</w:t>
+        <w:t>Nedan följer beskrivningar av de naturvårdsarter och fridlysta arter som har sina livsmiljöer och växtplatser i den avverkningsanmälda skogen. De påträffade naturvårdsarterna är ett tydligt kvitto på att det rör sig om en skog med höga naturvärden.</w:t>
       </w:r>
     </w:p>
     <w:p>
       <w:r>
-        <w:t>De påträffade naturvårdsarterna är ett tydligt kvitto på att det rör sig om en skog med höga naturvärden.</w:t>
+        <w:rPr>
+          <w:b/>
+        </w:rPr>
+        <w:t>Harticka (NT)</w:t>
       </w:r>
-    </w:p>
-    <w:p>
-      <w:pPr>
-        <w:pStyle w:val="Heading2"/>
-      </w:pPr>
       <w:r>
-        <w:t>Fridlysta arter</w:t>
+        <w:t xml:space="preserve"> är normalt en mycket bra signalart för granskogar med höga naturvärden. Även när svampen påträffas i mer påverkade skogar är det nästan alltid fråga om skogsmiljöer i sena successionsstadier med höga naturvärden. Skogsskötselåtgärder på eller i omedelbar närhet av växtplatserna kan innebära ett hot mot arten. Harticka är typisk art för </w:t>
       </w:r>
-    </w:p>
-    <w:p>
       <w:r>
-        <w:t>Följande fridlysta arter har sina livsmiljöer och växtplatser i den avverkningsanmälda skogen: spindelblomster (S, T, §8).</w:t>
+        <w:rPr>
+          <w:i/>
+        </w:rPr>
+        <w:t xml:space="preserve">9010 Taiga, 9050 Näringsrik granskog </w:t>
+      </w:r>
+      <w:r>
+        <w:t xml:space="preserve">och </w:t>
+      </w:r>
+      <w:r>
+        <w:rPr>
+          <w:i/>
+        </w:rPr>
+        <w:t>9030 Landhöjningsskog</w:t>
+      </w:r>
+      <w:r>
+        <w:t xml:space="preserve"> (SLU Artdatabanken, 2024; Nitare &amp; Skogsstyrelsen, 2019).</w:t>
       </w:r>
     </w:p>
     <w:p>
@@ -139,43 +155,6 @@
       </w:r>
       <w:r>
         <w:t xml:space="preserve"> (Nitare &amp; Skogsstyrelsen, 2019; SLU Artdatabanken, 2025).</w:t>
-      </w:r>
-    </w:p>
-    <w:p>
-      <w:pPr>
-        <w:pStyle w:val="Heading2"/>
-      </w:pPr>
-      <w:r>
-        <w:t>Övriga naturvårdsarter</w:t>
-      </w:r>
-    </w:p>
-    <w:p>
-      <w:r>
-        <w:rPr>
-          <w:b/>
-        </w:rPr>
-        <w:t>Harticka (NT)</w:t>
-      </w:r>
-      <w:r>
-        <w:t xml:space="preserve"> är normalt en mycket bra signalart för granskogar med höga naturvärden. Även när svampen påträffas i mer påverkade skogar är det nästan alltid fråga om skogsmiljöer i sena successionsstadier med höga naturvärden. Skogsskötselåtgärder på eller i omedelbar närhet av växtplatserna kan innebära ett hot mot arten. Harticka är typisk art för </w:t>
-      </w:r>
-      <w:r>
-        <w:rPr>
-          <w:i/>
-        </w:rPr>
-        <w:t xml:space="preserve">9010 Taiga, 9050 Näringsrik granskog </w:t>
-      </w:r>
-      <w:r>
-        <w:t xml:space="preserve">och </w:t>
-      </w:r>
-      <w:r>
-        <w:rPr>
-          <w:i/>
-        </w:rPr>
-        <w:t>9030 Landhöjningsskog</w:t>
-      </w:r>
-      <w:r>
-        <w:t xml:space="preserve"> (SLU Artdatabanken, 2024; Nitare &amp; Skogsstyrelsen, 2019).</w:t>
       </w:r>
     </w:p>
     <w:p>
@@ -326,7 +305,7 @@
     <w:r>
       <w:tab/>
       <w:tab/>
-      <w:t>2026-06-20</w:t>
+      <w:t>2026-06-21</w:t>
       <w:br/>
       <w:br/>
     </w:r>

--- a/tillsyn/A 12000-2026 tillsynsbegäran.docx
+++ b/tillsyn/A 12000-2026 tillsynsbegäran.docx
@@ -305,7 +305,7 @@
     <w:r>
       <w:tab/>
       <w:tab/>
-      <w:t>2026-06-21</w:t>
+      <w:t>2026-06-22</w:t>
       <w:br/>
       <w:br/>
     </w:r>

--- a/tillsyn/A 12000-2026 tillsynsbegäran.docx
+++ b/tillsyn/A 12000-2026 tillsynsbegäran.docx
@@ -305,7 +305,7 @@
     <w:r>
       <w:tab/>
       <w:tab/>
-      <w:t>2026-06-22</w:t>
+      <w:t>2026-06-23</w:t>
       <w:br/>
       <w:br/>
     </w:r>

--- a/tillsyn/A 12000-2026 tillsynsbegäran.docx
+++ b/tillsyn/A 12000-2026 tillsynsbegäran.docx
@@ -305,7 +305,7 @@
     <w:r>
       <w:tab/>
       <w:tab/>
-      <w:t>2026-06-23</w:t>
+      <w:t>2026-06-24</w:t>
       <w:br/>
       <w:br/>
     </w:r>

--- a/tillsyn/A 12000-2026 tillsynsbegäran.docx
+++ b/tillsyn/A 12000-2026 tillsynsbegäran.docx
@@ -305,7 +305,7 @@
     <w:r>
       <w:tab/>
       <w:tab/>
-      <w:t>2026-06-24</w:t>
+      <w:t>2026-06-25</w:t>
       <w:br/>
       <w:br/>
     </w:r>

--- a/tillsyn/A 12000-2026 tillsynsbegäran.docx
+++ b/tillsyn/A 12000-2026 tillsynsbegäran.docx
@@ -305,7 +305,7 @@
     <w:r>
       <w:tab/>
       <w:tab/>
-      <w:t>2026-06-25</w:t>
+      <w:t>2026-06-26</w:t>
       <w:br/>
       <w:br/>
     </w:r>

--- a/tillsyn/A 12000-2026 tillsynsbegäran.docx
+++ b/tillsyn/A 12000-2026 tillsynsbegäran.docx
@@ -305,7 +305,7 @@
     <w:r>
       <w:tab/>
       <w:tab/>
-      <w:t>2026-06-26</w:t>
+      <w:t>2026-06-27</w:t>
       <w:br/>
       <w:br/>
     </w:r>

--- a/tillsyn/A 12000-2026 tillsynsbegäran.docx
+++ b/tillsyn/A 12000-2026 tillsynsbegäran.docx
@@ -305,7 +305,7 @@
     <w:r>
       <w:tab/>
       <w:tab/>
-      <w:t>2026-06-27</w:t>
+      <w:t>2026-06-28</w:t>
       <w:br/>
       <w:br/>
     </w:r>

--- a/tillsyn/A 12000-2026 tillsynsbegäran.docx
+++ b/tillsyn/A 12000-2026 tillsynsbegäran.docx
@@ -305,7 +305,7 @@
     <w:r>
       <w:tab/>
       <w:tab/>
-      <w:t>2026-06-28</w:t>
+      <w:t>2026-06-29</w:t>
       <w:br/>
       <w:br/>
     </w:r>

--- a/tillsyn/A 12000-2026 tillsynsbegäran.docx
+++ b/tillsyn/A 12000-2026 tillsynsbegäran.docx
@@ -305,7 +305,7 @@
     <w:r>
       <w:tab/>
       <w:tab/>
-      <w:t>2026-06-29</w:t>
+      <w:t>2026-06-30</w:t>
       <w:br/>
       <w:br/>
     </w:r>

--- a/tillsyn/A 12000-2026 tillsynsbegäran.docx
+++ b/tillsyn/A 12000-2026 tillsynsbegäran.docx
@@ -305,7 +305,7 @@
     <w:r>
       <w:tab/>
       <w:tab/>
-      <w:t>2026-06-30</w:t>
+      <w:t>2026-07-01</w:t>
       <w:br/>
       <w:br/>
     </w:r>

--- a/tillsyn/A 12000-2026 tillsynsbegäran.docx
+++ b/tillsyn/A 12000-2026 tillsynsbegäran.docx
@@ -305,7 +305,7 @@
     <w:r>
       <w:tab/>
       <w:tab/>
-      <w:t>2026-07-13</w:t>
+      <w:t>2026-07-14</w:t>
       <w:br/>
       <w:br/>
     </w:r>

--- a/tillsyn/A 12000-2026 tillsynsbegäran.docx
+++ b/tillsyn/A 12000-2026 tillsynsbegäran.docx
@@ -305,7 +305,7 @@
     <w:r>
       <w:tab/>
       <w:tab/>
-      <w:t>2026-07-14</w:t>
+      <w:t>2026-07-15</w:t>
       <w:br/>
       <w:br/>
     </w:r>

--- a/tillsyn/A 12000-2026 tillsynsbegäran.docx
+++ b/tillsyn/A 12000-2026 tillsynsbegäran.docx
@@ -305,7 +305,7 @@
     <w:r>
       <w:tab/>
       <w:tab/>
-      <w:t>2026-07-15</w:t>
+      <w:t>2026-07-16</w:t>
       <w:br/>
       <w:br/>
     </w:r>

--- a/tillsyn/A 12000-2026 tillsynsbegäran.docx
+++ b/tillsyn/A 12000-2026 tillsynsbegäran.docx
@@ -305,7 +305,7 @@
     <w:r>
       <w:tab/>
       <w:tab/>
-      <w:t>2026-07-16</w:t>
+      <w:t>2026-07-17</w:t>
       <w:br/>
       <w:br/>
     </w:r>

--- a/tillsyn/A 12000-2026 tillsynsbegäran.docx
+++ b/tillsyn/A 12000-2026 tillsynsbegäran.docx
@@ -305,7 +305,7 @@
     <w:r>
       <w:tab/>
       <w:tab/>
-      <w:t>2026-07-17</w:t>
+      <w:t>2026-07-18</w:t>
       <w:br/>
       <w:br/>
     </w:r>

--- a/tillsyn/A 12000-2026 tillsynsbegäran.docx
+++ b/tillsyn/A 12000-2026 tillsynsbegäran.docx
@@ -305,7 +305,7 @@
     <w:r>
       <w:tab/>
       <w:tab/>
-      <w:t>2026-07-18</w:t>
+      <w:t>2026-07-19</w:t>
       <w:br/>
       <w:br/>
     </w:r>

--- a/tillsyn/A 12000-2026 tillsynsbegäran.docx
+++ b/tillsyn/A 12000-2026 tillsynsbegäran.docx
@@ -305,7 +305,7 @@
     <w:r>
       <w:tab/>
       <w:tab/>
-      <w:t>2026-07-19</w:t>
+      <w:t>2026-07-20</w:t>
       <w:br/>
       <w:br/>
     </w:r>

--- a/tillsyn/A 12000-2026 tillsynsbegäran.docx
+++ b/tillsyn/A 12000-2026 tillsynsbegäran.docx
@@ -305,7 +305,7 @@
     <w:r>
       <w:tab/>
       <w:tab/>
-      <w:t>2026-07-20</w:t>
+      <w:t>2026-07-21</w:t>
       <w:br/>
       <w:br/>
     </w:r>

--- a/tillsyn/A 12000-2026 tillsynsbegäran.docx
+++ b/tillsyn/A 12000-2026 tillsynsbegäran.docx
@@ -305,7 +305,7 @@
     <w:r>
       <w:tab/>
       <w:tab/>
-      <w:t>2026-07-21</w:t>
+      <w:t>2026-07-22</w:t>
       <w:br/>
       <w:br/>
     </w:r>

--- a/tillsyn/A 12000-2026 tillsynsbegäran.docx
+++ b/tillsyn/A 12000-2026 tillsynsbegäran.docx
@@ -305,7 +305,7 @@
     <w:r>
       <w:tab/>
       <w:tab/>
-      <w:t>2026-07-22</w:t>
+      <w:t>2026-07-23</w:t>
       <w:br/>
       <w:br/>
     </w:r>

--- a/tillsyn/A 12000-2026 tillsynsbegäran.docx
+++ b/tillsyn/A 12000-2026 tillsynsbegäran.docx
@@ -305,7 +305,7 @@
     <w:r>
       <w:tab/>
       <w:tab/>
-      <w:t>2026-07-23</w:t>
+      <w:t>2026-07-24</w:t>
       <w:br/>
       <w:br/>
     </w:r>

--- a/tillsyn/A 12000-2026 tillsynsbegäran.docx
+++ b/tillsyn/A 12000-2026 tillsynsbegäran.docx
@@ -60,7 +60,7 @@
         <w:spacing w:after="240"/>
       </w:pPr>
       <w:r>
-        <w:t>Figur 1. Fyndplatser för naturvårdsarter inom 18 meter från avverkningsanmälan. Markörer utan svart kant är placerade på fyndplatsen. Markörer med svart kant är placerade vid sidan av fyndplatsen har ett svart streck som visar fyndplatsens exakta position. Kartans mittpunktskoordinat är N 7208753, E 515008 i SWEREF 99 TM.</w:t>
+        <w:t>Figur 1. Fyndplatser för naturvårdsarter inom 18 meter från avverkningsanmälan. Markörer utan svart kant är placerade på fyndplatsen. Markörer med svart kant är placerade vid sidan av fyndplatsen och har ett svart streck som visar fyndplatsens exakta position. Kartans mittpunktskoordinat är N 7208753, E 515008 i SWEREF 99 TM.</w:t>
       </w:r>
     </w:p>
     <w:p>
@@ -305,7 +305,7 @@
     <w:r>
       <w:tab/>
       <w:tab/>
-      <w:t>2026-08-14</w:t>
+      <w:t>2026-08-15</w:t>
       <w:br/>
       <w:br/>
     </w:r>

--- a/tillsyn/A 12000-2026 tillsynsbegäran.docx
+++ b/tillsyn/A 12000-2026 tillsynsbegäran.docx
@@ -305,7 +305,7 @@
     <w:r>
       <w:tab/>
       <w:tab/>
-      <w:t>2026-08-15</w:t>
+      <w:t>2026-08-16</w:t>
       <w:br/>
       <w:br/>
     </w:r>

--- a/tillsyn/A 12000-2026 tillsynsbegäran.docx
+++ b/tillsyn/A 12000-2026 tillsynsbegäran.docx
@@ -305,7 +305,7 @@
     <w:r>
       <w:tab/>
       <w:tab/>
-      <w:t>2026-08-16</w:t>
+      <w:t>2026-08-17</w:t>
       <w:br/>
       <w:br/>
     </w:r>

--- a/tillsyn/A 12000-2026 tillsynsbegäran.docx
+++ b/tillsyn/A 12000-2026 tillsynsbegäran.docx
@@ -305,7 +305,7 @@
     <w:r>
       <w:tab/>
       <w:tab/>
-      <w:t>2026-08-17</w:t>
+      <w:t>2026-08-18</w:t>
       <w:br/>
       <w:br/>
     </w:r>

--- a/tillsyn/A 12000-2026 tillsynsbegäran.docx
+++ b/tillsyn/A 12000-2026 tillsynsbegäran.docx
@@ -305,7 +305,7 @@
     <w:r>
       <w:tab/>
       <w:tab/>
-      <w:t>2026-08-18</w:t>
+      <w:t>2026-08-19</w:t>
       <w:br/>
       <w:br/>
     </w:r>

--- a/tillsyn/A 12000-2026 tillsynsbegäran.docx
+++ b/tillsyn/A 12000-2026 tillsynsbegäran.docx
@@ -305,7 +305,7 @@
     <w:r>
       <w:tab/>
       <w:tab/>
-      <w:t>2026-08-19</w:t>
+      <w:t>2026-08-20</w:t>
       <w:br/>
       <w:br/>
     </w:r>

--- a/tillsyn/A 12000-2026 tillsynsbegäran.docx
+++ b/tillsyn/A 12000-2026 tillsynsbegäran.docx
@@ -305,7 +305,7 @@
     <w:r>
       <w:tab/>
       <w:tab/>
-      <w:t>2026-08-20</w:t>
+      <w:t>2026-08-21</w:t>
       <w:br/>
       <w:br/>
     </w:r>

--- a/tillsyn/A 12000-2026 tillsynsbegäran.docx
+++ b/tillsyn/A 12000-2026 tillsynsbegäran.docx
@@ -305,7 +305,7 @@
     <w:r>
       <w:tab/>
       <w:tab/>
-      <w:t>2026-08-21</w:t>
+      <w:t>2026-08-22</w:t>
       <w:br/>
       <w:br/>
     </w:r>

--- a/tillsyn/A 12000-2026 tillsynsbegäran.docx
+++ b/tillsyn/A 12000-2026 tillsynsbegäran.docx
@@ -305,7 +305,7 @@
     <w:r>
       <w:tab/>
       <w:tab/>
-      <w:t>2026-08-22</w:t>
+      <w:t>2026-08-23</w:t>
       <w:br/>
       <w:br/>
     </w:r>

--- a/tillsyn/A 12000-2026 tillsynsbegäran.docx
+++ b/tillsyn/A 12000-2026 tillsynsbegäran.docx
@@ -305,7 +305,7 @@
     <w:r>
       <w:tab/>
       <w:tab/>
-      <w:t>2026-08-23</w:t>
+      <w:t>2026-08-24</w:t>
       <w:br/>
       <w:br/>
     </w:r>

--- a/tillsyn/A 12000-2026 tillsynsbegäran.docx
+++ b/tillsyn/A 12000-2026 tillsynsbegäran.docx
@@ -305,7 +305,7 @@
     <w:r>
       <w:tab/>
       <w:tab/>
-      <w:t>2026-08-24</w:t>
+      <w:t>2026-08-25</w:t>
       <w:br/>
       <w:br/>
     </w:r>

--- a/tillsyn/A 12000-2026 tillsynsbegäran.docx
+++ b/tillsyn/A 12000-2026 tillsynsbegäran.docx
@@ -305,7 +305,7 @@
     <w:r>
       <w:tab/>
       <w:tab/>
-      <w:t>2026-08-25</w:t>
+      <w:t>2026-08-26</w:t>
       <w:br/>
       <w:br/>
     </w:r>

--- a/tillsyn/A 12000-2026 tillsynsbegäran.docx
+++ b/tillsyn/A 12000-2026 tillsynsbegäran.docx
@@ -305,7 +305,7 @@
     <w:r>
       <w:tab/>
       <w:tab/>
-      <w:t>2026-08-26</w:t>
+      <w:t>2026-08-27</w:t>
       <w:br/>
       <w:br/>
     </w:r>

--- a/tillsyn/A 12000-2026 tillsynsbegäran.docx
+++ b/tillsyn/A 12000-2026 tillsynsbegäran.docx
@@ -305,7 +305,7 @@
     <w:r>
       <w:tab/>
       <w:tab/>
-      <w:t>2026-08-27</w:t>
+      <w:t>2026-08-28</w:t>
       <w:br/>
       <w:br/>
     </w:r>

--- a/tillsyn/A 12000-2026 tillsynsbegäran.docx
+++ b/tillsyn/A 12000-2026 tillsynsbegäran.docx
@@ -305,7 +305,7 @@
     <w:r>
       <w:tab/>
       <w:tab/>
-      <w:t>2026-08-28</w:t>
+      <w:t>2026-08-29</w:t>
       <w:br/>
       <w:br/>
     </w:r>

--- a/tillsyn/A 12000-2026 tillsynsbegäran.docx
+++ b/tillsyn/A 12000-2026 tillsynsbegäran.docx
@@ -305,7 +305,7 @@
     <w:r>
       <w:tab/>
       <w:tab/>
-      <w:t>2026-08-29</w:t>
+      <w:t>2026-08-31</w:t>
       <w:br/>
       <w:br/>
     </w:r>

--- a/tillsyn/A 12000-2026 tillsynsbegäran.docx
+++ b/tillsyn/A 12000-2026 tillsynsbegäran.docx
@@ -305,7 +305,7 @@
     <w:r>
       <w:tab/>
       <w:tab/>
-      <w:t>2026-08-31</w:t>
+      <w:t>2026-09-01</w:t>
       <w:br/>
       <w:br/>
     </w:r>

--- a/tillsyn/A 12000-2026 tillsynsbegäran.docx
+++ b/tillsyn/A 12000-2026 tillsynsbegäran.docx
@@ -305,7 +305,7 @@
     <w:r>
       <w:tab/>
       <w:tab/>
-      <w:t>2026-09-01</w:t>
+      <w:t>2026-09-02</w:t>
       <w:br/>
       <w:br/>
     </w:r>

--- a/tillsyn/A 12000-2026 tillsynsbegäran.docx
+++ b/tillsyn/A 12000-2026 tillsynsbegäran.docx
@@ -305,7 +305,7 @@
     <w:r>
       <w:tab/>
       <w:tab/>
-      <w:t>2026-09-02</w:t>
+      <w:t>2026-09-03</w:t>
       <w:br/>
       <w:br/>
     </w:r>

--- a/tillsyn/A 12000-2026 tillsynsbegäran.docx
+++ b/tillsyn/A 12000-2026 tillsynsbegäran.docx
@@ -305,7 +305,7 @@
     <w:r>
       <w:tab/>
       <w:tab/>
-      <w:t>2026-09-03</w:t>
+      <w:t>2026-09-04</w:t>
       <w:br/>
       <w:br/>
     </w:r>

--- a/tillsyn/A 12000-2026 tillsynsbegäran.docx
+++ b/tillsyn/A 12000-2026 tillsynsbegäran.docx
@@ -305,7 +305,7 @@
     <w:r>
       <w:tab/>
       <w:tab/>
-      <w:t>2026-09-04</w:t>
+      <w:t>2026-09-05</w:t>
       <w:br/>
       <w:br/>
     </w:r>
